--- a/iuh/môn/hk2-3/xac-dinh-yc-he-thong/giai/tuan8.docx
+++ b/iuh/môn/hk2-3/xac-dinh-yc-he-thong/giai/tuan8.docx
@@ -14,30 +14,8 @@
       <w:r>
         <w:t xml:space="preserve"> 1. Actor, Use Case </w:t>
       </w:r>
-      <w:proofErr w:type="spellStart"/>
-      <w:r>
-        <w:t>và</w:t>
-      </w:r>
-      <w:proofErr w:type="spellEnd"/>
-      <w:r>
-        <w:t xml:space="preserve"> </w:t>
-      </w:r>
-      <w:proofErr w:type="spellStart"/>
-      <w:r>
-        <w:t>quan</w:t>
-      </w:r>
-      <w:proofErr w:type="spellEnd"/>
-      <w:r>
-        <w:t xml:space="preserve"> </w:t>
-      </w:r>
-      <w:proofErr w:type="spellStart"/>
-      <w:r>
-        <w:t>hệ</w:t>
-      </w:r>
-      <w:proofErr w:type="spellEnd"/>
-      <w:r>
-        <w:t xml:space="preserve"> </w:t>
-      </w:r>
+      <w:bookmarkStart w:id="0" w:name="_GoBack"/>
+      <w:bookmarkEnd w:id="0"/>
     </w:p>
     <w:p>
       <w:r>
@@ -1342,8 +1320,6 @@
       <w:r>
         <w:t xml:space="preserve"> </w:t>
       </w:r>
-      <w:bookmarkStart w:id="0" w:name="_GoBack"/>
-      <w:bookmarkEnd w:id="0"/>
     </w:p>
     <w:p>
       <w:pPr>
